--- a/Backend/Director_Disclosure/Output_Disclosures/2024-25/KHAVDA_BHUJ_TRANSMISSION_LIMITED/DIR-8/DIR8_MANASI_GANESH_RAJPUT_09365914.docx
+++ b/Backend/Director_Disclosure/Output_Disclosures/2024-25/KHAVDA_BHUJ_TRANSMISSION_LIMITED/DIR-8/DIR8_MANASI_GANESH_RAJPUT_09365914.docx
@@ -620,7 +620,7 @@
                 <w:b w:val="0"/>
                 <w:sz w:val="23"/>
               </w:rPr>
-              <w:t>VIJAYAWADA BYPASS PROJECT LIMITED</w:t>
+              <w:t>PANAGARH PALSIT ROAD LIMITED</w:t>
             </w:r>
           </w:p>
         </w:tc>
@@ -690,7 +690,7 @@
                 <w:b w:val="0"/>
                 <w:sz w:val="23"/>
               </w:rPr>
-              <w:t>PANAGARH PALSIT ROAD LIMITED</w:t>
+              <w:t>PRAYAGRAJ WATER LIMITED</w:t>
             </w:r>
           </w:p>
         </w:tc>
@@ -760,7 +760,7 @@
                 <w:b w:val="0"/>
                 <w:sz w:val="23"/>
               </w:rPr>
-              <w:t>PRAYAGRAJ WATER LIMITED</w:t>
+              <w:t>VIJAYAWADA BYPASS PROJECT LIMITED</w:t>
             </w:r>
           </w:p>
         </w:tc>
@@ -830,7 +830,7 @@
                 <w:b w:val="0"/>
                 <w:sz w:val="23"/>
               </w:rPr>
-              <w:t>ADANI HYBRID ENERGY JAISALMER THREE LIMITED</w:t>
+              <w:t>ADANI SOLAR ENERGY JAISALMER ONE PRIVATE LIMITED</w:t>
             </w:r>
           </w:p>
         </w:tc>
@@ -900,7 +900,7 @@
                 <w:b w:val="0"/>
                 <w:sz w:val="23"/>
               </w:rPr>
-              <w:t>ADANI SOLAR ENERGY JAISALMER ONE PRIVATE LIMITED</w:t>
+              <w:t>ADANI HYBRID ENERGY JAISALMER THREE LIMITED</w:t>
             </w:r>
           </w:p>
         </w:tc>
@@ -970,76 +970,6 @@
                 <w:b w:val="0"/>
                 <w:sz w:val="23"/>
               </w:rPr>
-              <w:t>KHAVDA-BHUJ TRANSMISSION LIMITED</w:t>
-            </w:r>
-          </w:p>
-        </w:tc>
-        <w:tc>
-          <w:tcPr>
-            <w:tcW w:type="dxa" w:w="2610"/>
-          </w:tcPr>
-          <w:p>
-            <w:pPr>
-              <w:spacing w:after="0"/>
-              <w:jc w:val="center"/>
-            </w:pPr>
-            <w:r>
-              <w:rPr>
-                <w:rFonts w:ascii="Adani" w:hAnsi="Adani" w:eastAsia="Adani" w:cs="Adani"/>
-                <w:b w:val="0"/>
-                <w:sz w:val="23"/>
-              </w:rPr>
-              <w:t>23/06/2025</w:t>
-            </w:r>
-          </w:p>
-        </w:tc>
-        <w:tc>
-          <w:tcPr>
-            <w:tcW w:type="dxa" w:w="2250"/>
-          </w:tcPr>
-          <w:p>
-            <w:pPr>
-              <w:spacing w:after="0"/>
-              <w:jc w:val="center"/>
-            </w:pPr>
-          </w:p>
-        </w:tc>
-      </w:tr>
-      <w:tr>
-        <w:tc>
-          <w:tcPr>
-            <w:tcW w:type="dxa" w:w="636"/>
-          </w:tcPr>
-          <w:p>
-            <w:pPr>
-              <w:spacing w:after="0"/>
-              <w:ind w:left="360"/>
-            </w:pPr>
-            <w:r>
-              <w:rPr>
-                <w:rFonts w:ascii="Adani" w:hAnsi="Adani" w:eastAsia="Adani" w:cs="Adani"/>
-                <w:b w:val="0"/>
-                <w:sz w:val="23"/>
-              </w:rPr>
-              <w:t>11</w:t>
-            </w:r>
-          </w:p>
-        </w:tc>
-        <w:tc>
-          <w:tcPr>
-            <w:tcW w:type="dxa" w:w="3864"/>
-          </w:tcPr>
-          <w:p>
-            <w:pPr>
-              <w:spacing w:after="0"/>
-              <w:jc w:val="both"/>
-            </w:pPr>
-            <w:r>
-              <w:rPr>
-                <w:rFonts w:ascii="Adani" w:hAnsi="Adani" w:eastAsia="Adani" w:cs="Adani"/>
-                <w:b w:val="0"/>
-                <w:sz w:val="23"/>
-              </w:rPr>
               <w:t>ADANI TRANSMISSION STEP-ONE LIMITED</w:t>
             </w:r>
           </w:p>
@@ -1091,217 +1021,7 @@
                 <w:b w:val="0"/>
                 <w:sz w:val="23"/>
               </w:rPr>
-              <w:t>12</w:t>
-            </w:r>
-          </w:p>
-        </w:tc>
-        <w:tc>
-          <w:tcPr>
-            <w:tcW w:type="dxa" w:w="3864"/>
-          </w:tcPr>
-          <w:p>
-            <w:pPr>
-              <w:spacing w:after="0"/>
-              <w:jc w:val="both"/>
-            </w:pPr>
-            <w:r>
-              <w:rPr>
-                <w:rFonts w:ascii="Adani" w:hAnsi="Adani" w:eastAsia="Adani" w:cs="Adani"/>
-                <w:b w:val="0"/>
-                <w:sz w:val="23"/>
-              </w:rPr>
-              <w:t>MPSEZ UTILITIES LIMITED</w:t>
-            </w:r>
-          </w:p>
-        </w:tc>
-        <w:tc>
-          <w:tcPr>
-            <w:tcW w:type="dxa" w:w="2610"/>
-          </w:tcPr>
-          <w:p>
-            <w:pPr>
-              <w:spacing w:after="0"/>
-              <w:jc w:val="center"/>
-            </w:pPr>
-            <w:r>
-              <w:rPr>
-                <w:rFonts w:ascii="Adani" w:hAnsi="Adani" w:eastAsia="Adani" w:cs="Adani"/>
-                <w:b w:val="0"/>
-                <w:sz w:val="23"/>
-              </w:rPr>
-              <w:t>27/11/2024</w:t>
-            </w:r>
-          </w:p>
-        </w:tc>
-        <w:tc>
-          <w:tcPr>
-            <w:tcW w:type="dxa" w:w="2250"/>
-          </w:tcPr>
-          <w:p>
-            <w:pPr>
-              <w:spacing w:after="0"/>
-              <w:jc w:val="center"/>
-            </w:pPr>
-          </w:p>
-        </w:tc>
-      </w:tr>
-      <w:tr>
-        <w:tc>
-          <w:tcPr>
-            <w:tcW w:type="dxa" w:w="636"/>
-          </w:tcPr>
-          <w:p>
-            <w:pPr>
-              <w:spacing w:after="0"/>
-              <w:ind w:left="360"/>
-            </w:pPr>
-            <w:r>
-              <w:rPr>
-                <w:rFonts w:ascii="Adani" w:hAnsi="Adani" w:eastAsia="Adani" w:cs="Adani"/>
-                <w:b w:val="0"/>
-                <w:sz w:val="23"/>
-              </w:rPr>
-              <w:t>13</w:t>
-            </w:r>
-          </w:p>
-        </w:tc>
-        <w:tc>
-          <w:tcPr>
-            <w:tcW w:type="dxa" w:w="3864"/>
-          </w:tcPr>
-          <w:p>
-            <w:pPr>
-              <w:spacing w:after="0"/>
-              <w:jc w:val="both"/>
-            </w:pPr>
-            <w:r>
-              <w:rPr>
-                <w:rFonts w:ascii="Adani" w:hAnsi="Adani" w:eastAsia="Adani" w:cs="Adani"/>
-                <w:b w:val="0"/>
-                <w:sz w:val="23"/>
-              </w:rPr>
-              <w:t>WRSR POWER TRANSMISSION LIMITED</w:t>
-            </w:r>
-          </w:p>
-        </w:tc>
-        <w:tc>
-          <w:tcPr>
-            <w:tcW w:type="dxa" w:w="2610"/>
-          </w:tcPr>
-          <w:p>
-            <w:pPr>
-              <w:spacing w:after="0"/>
-              <w:jc w:val="center"/>
-            </w:pPr>
-            <w:r>
-              <w:rPr>
-                <w:rFonts w:ascii="Adani" w:hAnsi="Adani" w:eastAsia="Adani" w:cs="Adani"/>
-                <w:b w:val="0"/>
-                <w:sz w:val="23"/>
-              </w:rPr>
-              <w:t>27/11/2024</w:t>
-            </w:r>
-          </w:p>
-        </w:tc>
-        <w:tc>
-          <w:tcPr>
-            <w:tcW w:type="dxa" w:w="2250"/>
-          </w:tcPr>
-          <w:p>
-            <w:pPr>
-              <w:spacing w:after="0"/>
-              <w:jc w:val="center"/>
-            </w:pPr>
-          </w:p>
-        </w:tc>
-      </w:tr>
-      <w:tr>
-        <w:tc>
-          <w:tcPr>
-            <w:tcW w:type="dxa" w:w="636"/>
-          </w:tcPr>
-          <w:p>
-            <w:pPr>
-              <w:spacing w:after="0"/>
-              <w:ind w:left="360"/>
-            </w:pPr>
-            <w:r>
-              <w:rPr>
-                <w:rFonts w:ascii="Adani" w:hAnsi="Adani" w:eastAsia="Adani" w:cs="Adani"/>
-                <w:b w:val="0"/>
-                <w:sz w:val="23"/>
-              </w:rPr>
-              <w:t>14</w:t>
-            </w:r>
-          </w:p>
-        </w:tc>
-        <w:tc>
-          <w:tcPr>
-            <w:tcW w:type="dxa" w:w="3864"/>
-          </w:tcPr>
-          <w:p>
-            <w:pPr>
-              <w:spacing w:after="0"/>
-              <w:jc w:val="both"/>
-            </w:pPr>
-            <w:r>
-              <w:rPr>
-                <w:rFonts w:ascii="Adani" w:hAnsi="Adani" w:eastAsia="Adani" w:cs="Adani"/>
-                <w:b w:val="0"/>
-                <w:sz w:val="23"/>
-              </w:rPr>
-              <w:t>ADANI ENERGY SOLUTIONS MAHAN LIMITED</w:t>
-            </w:r>
-          </w:p>
-        </w:tc>
-        <w:tc>
-          <w:tcPr>
-            <w:tcW w:type="dxa" w:w="2610"/>
-          </w:tcPr>
-          <w:p>
-            <w:pPr>
-              <w:spacing w:after="0"/>
-              <w:jc w:val="center"/>
-            </w:pPr>
-            <w:r>
-              <w:rPr>
-                <w:rFonts w:ascii="Adani" w:hAnsi="Adani" w:eastAsia="Adani" w:cs="Adani"/>
-                <w:b w:val="0"/>
-                <w:sz w:val="23"/>
-              </w:rPr>
-              <w:t>27/11/2024</w:t>
-            </w:r>
-          </w:p>
-        </w:tc>
-        <w:tc>
-          <w:tcPr>
-            <w:tcW w:type="dxa" w:w="2250"/>
-          </w:tcPr>
-          <w:p>
-            <w:pPr>
-              <w:spacing w:after="0"/>
-              <w:jc w:val="center"/>
-            </w:pPr>
-          </w:p>
-        </w:tc>
-      </w:tr>
-      <w:tr>
-        <w:tc>
-          <w:tcPr>
-            <w:tcW w:type="dxa" w:w="636"/>
-          </w:tcPr>
-          <w:p>
-            <w:pPr>
-              <w:spacing w:after="0"/>
-              <w:ind w:left="360"/>
-            </w:pPr>
-            <w:r>
-              <w:rPr>
-                <w:rFonts w:ascii="Adani" w:hAnsi="Adani" w:eastAsia="Adani" w:cs="Adani"/>
-                <w:b w:val="0"/>
-                <w:sz w:val="23"/>
-              </w:rPr>
-              <w:t>15</w:t>
+              <w:t>11</w:t>
             </w:r>
           </w:p>
         </w:tc>
@@ -1371,7 +1091,7 @@
                 <w:b w:val="0"/>
                 <w:sz w:val="23"/>
               </w:rPr>
-              <w:t>16</w:t>
+              <w:t>12</w:t>
             </w:r>
           </w:p>
         </w:tc>
@@ -1525,7 +1245,7 @@
           <w:b w:val="0"/>
           <w:sz w:val="23"/>
         </w:rPr>
-        <w:t xml:space="preserve">Date: 07th May, 2026</w:t>
+        <w:t xml:space="preserve">Date: 15th May, 2026</w:t>
         <w:tab/>
       </w:r>
     </w:p>

--- a/Backend/Director_Disclosure/Output_Disclosures/2024-25/KHAVDA_BHUJ_TRANSMISSION_LIMITED/DIR-8/DIR8_MANASI_GANESH_RAJPUT_09365914.docx
+++ b/Backend/Director_Disclosure/Output_Disclosures/2024-25/KHAVDA_BHUJ_TRANSMISSION_LIMITED/DIR-8/DIR8_MANASI_GANESH_RAJPUT_09365914.docx
@@ -1245,7 +1245,7 @@
           <w:b w:val="0"/>
           <w:sz w:val="23"/>
         </w:rPr>
-        <w:t xml:space="preserve">Date: 15th May, 2026</w:t>
+        <w:t xml:space="preserve">Date: 27th May, 2026</w:t>
         <w:tab/>
       </w:r>
     </w:p>
